--- a/RLabs/Lab 1 student data sheet.docx
+++ b/RLabs/Lab 1 student data sheet.docx
@@ -11,28 +11,7 @@
           <w:b/>
           <w:bCs/>
         </w:rPr>
-        <w:t>BIOL 300</w:t>
-      </w:r>
-      <w:r>
-        <w:rPr>
-          <w:b/>
-          <w:bCs/>
-        </w:rPr>
-        <w:t xml:space="preserve"> </w:t>
-      </w:r>
-      <w:r>
-        <w:rPr>
-          <w:b/>
-          <w:bCs/>
-        </w:rPr>
-        <w:t>Lab 1: S</w:t>
-      </w:r>
-      <w:r>
-        <w:rPr>
-          <w:b/>
-          <w:bCs/>
-        </w:rPr>
-        <w:t>tudent data sheet</w:t>
+        <w:t>BIOL 300 Lab 1: Student data sheet</w:t>
       </w:r>
     </w:p>
     <w:p>
@@ -40,19 +19,7 @@
         <w:pStyle w:val="p2"/>
       </w:pPr>
       <w:r>
-        <w:t>Record the following measurements on yourself. These will be shared (without your</w:t>
-      </w:r>
-      <w:r>
-        <w:t xml:space="preserve"> </w:t>
-      </w:r>
-      <w:r>
-        <w:t>name attached) with the rest of the class, so if you feel any discomfort with such sharing</w:t>
-      </w:r>
-      <w:r>
-        <w:t xml:space="preserve"> </w:t>
-      </w:r>
-      <w:r>
-        <w:t>feel free to omit any or all of the measurements.</w:t>
+        <w:t>Record the following measurements on yourself. These will be shared (without your name attached) with the rest of the class, so if you feel any discomfort with such sharing feel free to omit any of the measurements.</w:t>
       </w:r>
       <w:r>
         <w:br/>
@@ -71,7 +38,7 @@
       </w:tblGrid>
       <w:tr>
         <w:trPr>
-          <w:trHeight w:val="365"/>
+          <w:trHeight w:val="212"/>
         </w:trPr>
         <w:tc>
           <w:tcPr>
@@ -163,7 +130,7 @@
       </w:tr>
       <w:tr>
         <w:trPr>
-          <w:trHeight w:val="695"/>
+          <w:trHeight w:val="680"/>
         </w:trPr>
         <w:tc>
           <w:tcPr>
@@ -223,7 +190,7 @@
       </w:tr>
       <w:tr>
         <w:trPr>
-          <w:trHeight w:val="1102"/>
+          <w:trHeight w:val="680"/>
         </w:trPr>
         <w:tc>
           <w:tcPr>
@@ -352,52 +319,61 @@
       </w:tr>
       <w:tr>
         <w:trPr>
-          <w:trHeight w:val="626"/>
+          <w:trHeight w:val="680"/>
         </w:trPr>
         <w:tc>
           <w:tcPr>
             <w:tcW w:w="1854" w:type="dxa"/>
-            <w:hideMark/>
-          </w:tcPr>
-          <w:p>
-            <w:pPr>
-              <w:rPr>
-                <w:rFonts w:ascii="Times New Roman" w:eastAsia="Times New Roman" w:hAnsi="Times New Roman" w:cs="Times New Roman"/>
-                <w:kern w:val="0"/>
-                <w14:ligatures w14:val="none"/>
-              </w:rPr>
-            </w:pPr>
-            <w:r>
-              <w:rPr>
-                <w:rFonts w:ascii="Helvetica" w:eastAsia="Times New Roman" w:hAnsi="Helvetica" w:cs="Times New Roman"/>
-                <w:kern w:val="0"/>
-                <w:sz w:val="18"/>
-                <w:szCs w:val="18"/>
-                <w14:ligatures w14:val="none"/>
-              </w:rPr>
-              <w:t>Sex</w:t>
+          </w:tcPr>
+          <w:p>
+            <w:pPr>
+              <w:rPr>
+                <w:rFonts w:ascii="Helvetica" w:eastAsia="Times New Roman" w:hAnsi="Helvetica" w:cs="Times New Roman"/>
+                <w:kern w:val="0"/>
+                <w:sz w:val="18"/>
+                <w:szCs w:val="18"/>
+                <w14:ligatures w14:val="none"/>
+              </w:rPr>
+            </w:pPr>
+            <w:r>
+              <w:rPr>
+                <w:rFonts w:ascii="Helvetica" w:eastAsia="Times New Roman" w:hAnsi="Helvetica" w:cs="Times New Roman"/>
+                <w:kern w:val="0"/>
+                <w:sz w:val="18"/>
+                <w:szCs w:val="18"/>
+                <w14:ligatures w14:val="none"/>
+              </w:rPr>
+              <w:t>Arm span (cm)</w:t>
             </w:r>
           </w:p>
         </w:tc>
         <w:tc>
           <w:tcPr>
             <w:tcW w:w="3575" w:type="dxa"/>
-            <w:hideMark/>
-          </w:tcPr>
-          <w:p>
-            <w:pPr>
-              <w:rPr>
-                <w:rFonts w:ascii="Times New Roman" w:eastAsia="Times New Roman" w:hAnsi="Times New Roman" w:cs="Times New Roman"/>
-                <w:kern w:val="0"/>
-                <w14:ligatures w14:val="none"/>
-              </w:rPr>
-            </w:pPr>
+          </w:tcPr>
+          <w:p>
+            <w:pPr>
+              <w:rPr>
+                <w:rFonts w:ascii="Times New Roman" w:eastAsia="Times New Roman" w:hAnsi="Times New Roman" w:cs="Times New Roman"/>
+                <w:kern w:val="0"/>
+                <w14:ligatures w14:val="none"/>
+              </w:rPr>
+            </w:pPr>
+            <w:r>
+              <w:rPr>
+                <w:rFonts w:ascii="Helvetica" w:eastAsia="Times New Roman" w:hAnsi="Helvetica" w:cs="Times New Roman"/>
+                <w:kern w:val="0"/>
+                <w:sz w:val="18"/>
+                <w:szCs w:val="18"/>
+                <w14:ligatures w14:val="none"/>
+              </w:rPr>
+              <w:t>Stand with arms fully outstretched and measure from tip of one middle finger to the tip of the other.</w:t>
+            </w:r>
           </w:p>
         </w:tc>
         <w:tc>
           <w:tcPr>
             <w:tcW w:w="3858" w:type="dxa"/>
-            <w:hideMark/>
           </w:tcPr>
           <w:p>
             <w:pPr>
@@ -412,7 +388,7 @@
       </w:tr>
       <w:tr>
         <w:trPr>
-          <w:trHeight w:val="1102"/>
+          <w:trHeight w:val="680"/>
         </w:trPr>
         <w:tc>
           <w:tcPr>
@@ -435,7 +411,7 @@
                 <w:szCs w:val="18"/>
                 <w14:ligatures w14:val="none"/>
               </w:rPr>
-              <w:t>Number of siblings </w:t>
+              <w:t>Sex</w:t>
             </w:r>
           </w:p>
         </w:tc>
@@ -452,56 +428,6 @@
                 <w14:ligatures w14:val="none"/>
               </w:rPr>
             </w:pPr>
-            <w:r>
-              <w:rPr>
-                <w:rFonts w:ascii="Helvetica" w:eastAsia="Times New Roman" w:hAnsi="Helvetica" w:cs="Times New Roman"/>
-                <w:kern w:val="0"/>
-                <w:sz w:val="18"/>
-                <w:szCs w:val="18"/>
-                <w14:ligatures w14:val="none"/>
-              </w:rPr>
-              <w:t>How many siblings</w:t>
-            </w:r>
-            <w:r>
-              <w:rPr>
-                <w:rFonts w:ascii="Helvetica" w:eastAsia="Times New Roman" w:hAnsi="Helvetica" w:cs="Times New Roman"/>
-                <w:kern w:val="0"/>
-                <w:sz w:val="18"/>
-                <w:szCs w:val="18"/>
-                <w14:ligatures w14:val="none"/>
-              </w:rPr>
-              <w:t xml:space="preserve"> </w:t>
-            </w:r>
-            <w:r>
-              <w:rPr>
-                <w:rFonts w:ascii="Helvetica" w:eastAsia="Times New Roman" w:hAnsi="Helvetica" w:cs="Times New Roman"/>
-                <w:kern w:val="0"/>
-                <w:sz w:val="18"/>
-                <w:szCs w:val="18"/>
-                <w14:ligatures w14:val="none"/>
-              </w:rPr>
-              <w:t>(not counting yourself)</w:t>
-            </w:r>
-            <w:r>
-              <w:rPr>
-                <w:rFonts w:ascii="Helvetica" w:eastAsia="Times New Roman" w:hAnsi="Helvetica" w:cs="Times New Roman"/>
-                <w:kern w:val="0"/>
-                <w:sz w:val="18"/>
-                <w:szCs w:val="18"/>
-                <w14:ligatures w14:val="none"/>
-              </w:rPr>
-              <w:t xml:space="preserve"> </w:t>
-            </w:r>
-            <w:r>
-              <w:rPr>
-                <w:rFonts w:ascii="Helvetica" w:eastAsia="Times New Roman" w:hAnsi="Helvetica" w:cs="Times New Roman"/>
-                <w:kern w:val="0"/>
-                <w:sz w:val="18"/>
-                <w:szCs w:val="18"/>
-                <w14:ligatures w14:val="none"/>
-              </w:rPr>
-              <w:t>are in your family?</w:t>
-            </w:r>
           </w:p>
         </w:tc>
         <w:tc>
@@ -522,7 +448,7 @@
       </w:tr>
       <w:tr>
         <w:trPr>
-          <w:trHeight w:val="734"/>
+          <w:trHeight w:val="680"/>
         </w:trPr>
         <w:tc>
           <w:tcPr>
@@ -545,7 +471,7 @@
                 <w:szCs w:val="18"/>
                 <w14:ligatures w14:val="none"/>
               </w:rPr>
-              <w:t>Handedness </w:t>
+              <w:t>Number of siblings </w:t>
             </w:r>
           </w:p>
         </w:tc>
@@ -570,17 +496,7 @@
                 <w:szCs w:val="18"/>
                 <w14:ligatures w14:val="none"/>
               </w:rPr>
-              <w:t>With which</w:t>
-            </w:r>
-            <w:r>
-              <w:rPr>
-                <w:rFonts w:ascii="Helvetica" w:eastAsia="Times New Roman" w:hAnsi="Helvetica" w:cs="Times New Roman"/>
-                <w:kern w:val="0"/>
-                <w:sz w:val="18"/>
-                <w:szCs w:val="18"/>
-                <w14:ligatures w14:val="none"/>
-              </w:rPr>
-              <w:t xml:space="preserve"> hand do you</w:t>
+              <w:t>How many siblings</w:t>
             </w:r>
             <w:r>
               <w:rPr>
@@ -600,7 +516,27 @@
                 <w:szCs w:val="18"/>
                 <w14:ligatures w14:val="none"/>
               </w:rPr>
-              <w:t>normally write?</w:t>
+              <w:t>(not counting yourself)</w:t>
+            </w:r>
+            <w:r>
+              <w:rPr>
+                <w:rFonts w:ascii="Helvetica" w:eastAsia="Times New Roman" w:hAnsi="Helvetica" w:cs="Times New Roman"/>
+                <w:kern w:val="0"/>
+                <w:sz w:val="18"/>
+                <w:szCs w:val="18"/>
+                <w14:ligatures w14:val="none"/>
+              </w:rPr>
+              <w:t xml:space="preserve"> </w:t>
+            </w:r>
+            <w:r>
+              <w:rPr>
+                <w:rFonts w:ascii="Helvetica" w:eastAsia="Times New Roman" w:hAnsi="Helvetica" w:cs="Times New Roman"/>
+                <w:kern w:val="0"/>
+                <w:sz w:val="18"/>
+                <w:szCs w:val="18"/>
+                <w14:ligatures w14:val="none"/>
+              </w:rPr>
+              <w:t>are in your family?</w:t>
             </w:r>
           </w:p>
         </w:tc>
@@ -622,7 +558,107 @@
       </w:tr>
       <w:tr>
         <w:trPr>
-          <w:trHeight w:val="734"/>
+          <w:trHeight w:val="680"/>
+        </w:trPr>
+        <w:tc>
+          <w:tcPr>
+            <w:tcW w:w="1854" w:type="dxa"/>
+            <w:hideMark/>
+          </w:tcPr>
+          <w:p>
+            <w:pPr>
+              <w:rPr>
+                <w:rFonts w:ascii="Times New Roman" w:eastAsia="Times New Roman" w:hAnsi="Times New Roman" w:cs="Times New Roman"/>
+                <w:kern w:val="0"/>
+                <w14:ligatures w14:val="none"/>
+              </w:rPr>
+            </w:pPr>
+            <w:r>
+              <w:rPr>
+                <w:rFonts w:ascii="Helvetica" w:eastAsia="Times New Roman" w:hAnsi="Helvetica" w:cs="Times New Roman"/>
+                <w:kern w:val="0"/>
+                <w:sz w:val="18"/>
+                <w:szCs w:val="18"/>
+                <w14:ligatures w14:val="none"/>
+              </w:rPr>
+              <w:t>Handedness </w:t>
+            </w:r>
+          </w:p>
+        </w:tc>
+        <w:tc>
+          <w:tcPr>
+            <w:tcW w:w="3575" w:type="dxa"/>
+            <w:hideMark/>
+          </w:tcPr>
+          <w:p>
+            <w:pPr>
+              <w:rPr>
+                <w:rFonts w:ascii="Times New Roman" w:eastAsia="Times New Roman" w:hAnsi="Times New Roman" w:cs="Times New Roman"/>
+                <w:kern w:val="0"/>
+                <w14:ligatures w14:val="none"/>
+              </w:rPr>
+            </w:pPr>
+            <w:r>
+              <w:rPr>
+                <w:rFonts w:ascii="Helvetica" w:eastAsia="Times New Roman" w:hAnsi="Helvetica" w:cs="Times New Roman"/>
+                <w:kern w:val="0"/>
+                <w:sz w:val="18"/>
+                <w:szCs w:val="18"/>
+                <w14:ligatures w14:val="none"/>
+              </w:rPr>
+              <w:t>With which</w:t>
+            </w:r>
+            <w:r>
+              <w:rPr>
+                <w:rFonts w:ascii="Helvetica" w:eastAsia="Times New Roman" w:hAnsi="Helvetica" w:cs="Times New Roman"/>
+                <w:kern w:val="0"/>
+                <w:sz w:val="18"/>
+                <w:szCs w:val="18"/>
+                <w14:ligatures w14:val="none"/>
+              </w:rPr>
+              <w:t xml:space="preserve"> hand do you</w:t>
+            </w:r>
+            <w:r>
+              <w:rPr>
+                <w:rFonts w:ascii="Helvetica" w:eastAsia="Times New Roman" w:hAnsi="Helvetica" w:cs="Times New Roman"/>
+                <w:kern w:val="0"/>
+                <w:sz w:val="18"/>
+                <w:szCs w:val="18"/>
+                <w14:ligatures w14:val="none"/>
+              </w:rPr>
+              <w:t xml:space="preserve"> </w:t>
+            </w:r>
+            <w:r>
+              <w:rPr>
+                <w:rFonts w:ascii="Helvetica" w:eastAsia="Times New Roman" w:hAnsi="Helvetica" w:cs="Times New Roman"/>
+                <w:kern w:val="0"/>
+                <w:sz w:val="18"/>
+                <w:szCs w:val="18"/>
+                <w14:ligatures w14:val="none"/>
+              </w:rPr>
+              <w:t>normally write?</w:t>
+            </w:r>
+          </w:p>
+        </w:tc>
+        <w:tc>
+          <w:tcPr>
+            <w:tcW w:w="3858" w:type="dxa"/>
+            <w:hideMark/>
+          </w:tcPr>
+          <w:p>
+            <w:pPr>
+              <w:rPr>
+                <w:rFonts w:ascii="Times New Roman" w:eastAsia="Times New Roman" w:hAnsi="Times New Roman" w:cs="Times New Roman"/>
+                <w:kern w:val="0"/>
+                <w14:ligatures w14:val="none"/>
+              </w:rPr>
+            </w:pPr>
+          </w:p>
+        </w:tc>
+      </w:tr>
+      <w:tr>
+        <w:trPr>
+          <w:trHeight w:val="680"/>
         </w:trPr>
         <w:tc>
           <w:tcPr>
@@ -787,6 +823,15 @@
     <w:p>
       <w:pPr>
         <w:pStyle w:val="p1"/>
+        <w:rPr>
+          <w:b/>
+          <w:bCs/>
+        </w:rPr>
+      </w:pPr>
+    </w:p>
+    <w:p>
+      <w:pPr>
+        <w:pStyle w:val="p1"/>
       </w:pPr>
       <w:r>
         <w:rPr>
@@ -794,32 +839,63 @@
           <w:bCs/>
         </w:rPr>
         <w:br/>
-      </w:r>
-      <w:r>
-        <w:rPr>
-          <w:b/>
-          <w:bCs/>
-        </w:rPr>
-        <w:br/>
-      </w:r>
-      <w:r>
-        <w:rPr>
-          <w:b/>
-          <w:bCs/>
-        </w:rPr>
         <w:t>BIOL 300 Lab 1: Student data sheet</w:t>
       </w:r>
     </w:p>
     <w:p>
       <w:pPr>
         <w:pStyle w:val="p2"/>
+        <w:rPr>
+          <w:sz w:val="4"/>
+          <w:szCs w:val="4"/>
+        </w:rPr>
       </w:pPr>
       <w:r>
-        <w:t>Record the following measurements on yourself. These will be shared (without your name attached) with the rest of the class, so if you feel any discomfort with such sharing feel free to omit any or all of the measurements.</w:t>
+        <w:t>Record the following measurements on yourself. These will be shared (without your name attached) with the rest of the class, so if you feel any discomfort with such sharing feel free to omit any of the measurements.</w:t>
       </w:r>
       <w:r>
-        <w:br/>
+        <w:rPr>
+          <w:sz w:val="4"/>
+          <w:szCs w:val="4"/>
+        </w:rPr>
+        <w:t xml:space="preserve"> </w:t>
       </w:r>
+    </w:p>
+    <w:p>
+      <w:pPr>
+        <w:pStyle w:val="p2"/>
+        <w:rPr>
+          <w:sz w:val="4"/>
+          <w:szCs w:val="4"/>
+        </w:rPr>
+      </w:pPr>
+    </w:p>
+    <w:p>
+      <w:pPr>
+        <w:pStyle w:val="p2"/>
+        <w:rPr>
+          <w:sz w:val="4"/>
+          <w:szCs w:val="4"/>
+        </w:rPr>
+      </w:pPr>
+    </w:p>
+    <w:p>
+      <w:pPr>
+        <w:pStyle w:val="p2"/>
+        <w:rPr>
+          <w:sz w:val="4"/>
+          <w:szCs w:val="4"/>
+        </w:rPr>
+      </w:pPr>
+    </w:p>
+    <w:p>
+      <w:pPr>
+        <w:pStyle w:val="p2"/>
+        <w:rPr>
+          <w:sz w:val="4"/>
+          <w:szCs w:val="4"/>
+        </w:rPr>
+      </w:pPr>
     </w:p>
     <w:tbl>
       <w:tblPr>
@@ -834,7 +910,7 @@
       </w:tblGrid>
       <w:tr>
         <w:trPr>
-          <w:trHeight w:val="365"/>
+          <w:trHeight w:val="212"/>
         </w:trPr>
         <w:tc>
           <w:tcPr>
@@ -926,7 +1002,7 @@
       </w:tr>
       <w:tr>
         <w:trPr>
-          <w:trHeight w:val="695"/>
+          <w:trHeight w:val="680"/>
         </w:trPr>
         <w:tc>
           <w:tcPr>
@@ -986,7 +1062,7 @@
       </w:tr>
       <w:tr>
         <w:trPr>
-          <w:trHeight w:val="1102"/>
+          <w:trHeight w:val="680"/>
         </w:trPr>
         <w:tc>
           <w:tcPr>
@@ -1115,52 +1191,61 @@
       </w:tr>
       <w:tr>
         <w:trPr>
-          <w:trHeight w:val="626"/>
+          <w:trHeight w:val="680"/>
         </w:trPr>
         <w:tc>
           <w:tcPr>
             <w:tcW w:w="1854" w:type="dxa"/>
-            <w:hideMark/>
-          </w:tcPr>
-          <w:p>
-            <w:pPr>
-              <w:rPr>
-                <w:rFonts w:ascii="Times New Roman" w:eastAsia="Times New Roman" w:hAnsi="Times New Roman" w:cs="Times New Roman"/>
-                <w:kern w:val="0"/>
-                <w14:ligatures w14:val="none"/>
-              </w:rPr>
-            </w:pPr>
-            <w:r>
-              <w:rPr>
-                <w:rFonts w:ascii="Helvetica" w:eastAsia="Times New Roman" w:hAnsi="Helvetica" w:cs="Times New Roman"/>
-                <w:kern w:val="0"/>
-                <w:sz w:val="18"/>
-                <w:szCs w:val="18"/>
-                <w14:ligatures w14:val="none"/>
-              </w:rPr>
-              <w:t>Sex</w:t>
+          </w:tcPr>
+          <w:p>
+            <w:pPr>
+              <w:rPr>
+                <w:rFonts w:ascii="Helvetica" w:eastAsia="Times New Roman" w:hAnsi="Helvetica" w:cs="Times New Roman"/>
+                <w:kern w:val="0"/>
+                <w:sz w:val="18"/>
+                <w:szCs w:val="18"/>
+                <w14:ligatures w14:val="none"/>
+              </w:rPr>
+            </w:pPr>
+            <w:r>
+              <w:rPr>
+                <w:rFonts w:ascii="Helvetica" w:eastAsia="Times New Roman" w:hAnsi="Helvetica" w:cs="Times New Roman"/>
+                <w:kern w:val="0"/>
+                <w:sz w:val="18"/>
+                <w:szCs w:val="18"/>
+                <w14:ligatures w14:val="none"/>
+              </w:rPr>
+              <w:t>Arm span (cm)</w:t>
             </w:r>
           </w:p>
         </w:tc>
         <w:tc>
           <w:tcPr>
             <w:tcW w:w="3575" w:type="dxa"/>
-            <w:hideMark/>
-          </w:tcPr>
-          <w:p>
-            <w:pPr>
-              <w:rPr>
-                <w:rFonts w:ascii="Times New Roman" w:eastAsia="Times New Roman" w:hAnsi="Times New Roman" w:cs="Times New Roman"/>
-                <w:kern w:val="0"/>
-                <w14:ligatures w14:val="none"/>
-              </w:rPr>
-            </w:pPr>
+          </w:tcPr>
+          <w:p>
+            <w:pPr>
+              <w:rPr>
+                <w:rFonts w:ascii="Times New Roman" w:eastAsia="Times New Roman" w:hAnsi="Times New Roman" w:cs="Times New Roman"/>
+                <w:kern w:val="0"/>
+                <w14:ligatures w14:val="none"/>
+              </w:rPr>
+            </w:pPr>
+            <w:r>
+              <w:rPr>
+                <w:rFonts w:ascii="Helvetica" w:eastAsia="Times New Roman" w:hAnsi="Helvetica" w:cs="Times New Roman"/>
+                <w:kern w:val="0"/>
+                <w:sz w:val="18"/>
+                <w:szCs w:val="18"/>
+                <w14:ligatures w14:val="none"/>
+              </w:rPr>
+              <w:t>Stand with arms fully outstretched and measure from tip of one middle finger to the tip of the other.</w:t>
+            </w:r>
           </w:p>
         </w:tc>
         <w:tc>
           <w:tcPr>
             <w:tcW w:w="3858" w:type="dxa"/>
-            <w:hideMark/>
           </w:tcPr>
           <w:p>
             <w:pPr>
@@ -1175,7 +1260,7 @@
       </w:tr>
       <w:tr>
         <w:trPr>
-          <w:trHeight w:val="1102"/>
+          <w:trHeight w:val="680"/>
         </w:trPr>
         <w:tc>
           <w:tcPr>
@@ -1198,7 +1283,7 @@
                 <w:szCs w:val="18"/>
                 <w14:ligatures w14:val="none"/>
               </w:rPr>
-              <w:t>Number of siblings </w:t>
+              <w:t>Sex</w:t>
             </w:r>
           </w:p>
         </w:tc>
@@ -1215,56 +1300,6 @@
                 <w14:ligatures w14:val="none"/>
               </w:rPr>
             </w:pPr>
-            <w:r>
-              <w:rPr>
-                <w:rFonts w:ascii="Helvetica" w:eastAsia="Times New Roman" w:hAnsi="Helvetica" w:cs="Times New Roman"/>
-                <w:kern w:val="0"/>
-                <w:sz w:val="18"/>
-                <w:szCs w:val="18"/>
-                <w14:ligatures w14:val="none"/>
-              </w:rPr>
-              <w:t>How many siblings</w:t>
-            </w:r>
-            <w:r>
-              <w:rPr>
-                <w:rFonts w:ascii="Helvetica" w:eastAsia="Times New Roman" w:hAnsi="Helvetica" w:cs="Times New Roman"/>
-                <w:kern w:val="0"/>
-                <w:sz w:val="18"/>
-                <w:szCs w:val="18"/>
-                <w14:ligatures w14:val="none"/>
-              </w:rPr>
-              <w:t xml:space="preserve"> </w:t>
-            </w:r>
-            <w:r>
-              <w:rPr>
-                <w:rFonts w:ascii="Helvetica" w:eastAsia="Times New Roman" w:hAnsi="Helvetica" w:cs="Times New Roman"/>
-                <w:kern w:val="0"/>
-                <w:sz w:val="18"/>
-                <w:szCs w:val="18"/>
-                <w14:ligatures w14:val="none"/>
-              </w:rPr>
-              <w:t>(not counting yourself)</w:t>
-            </w:r>
-            <w:r>
-              <w:rPr>
-                <w:rFonts w:ascii="Helvetica" w:eastAsia="Times New Roman" w:hAnsi="Helvetica" w:cs="Times New Roman"/>
-                <w:kern w:val="0"/>
-                <w:sz w:val="18"/>
-                <w:szCs w:val="18"/>
-                <w14:ligatures w14:val="none"/>
-              </w:rPr>
-              <w:t xml:space="preserve"> </w:t>
-            </w:r>
-            <w:r>
-              <w:rPr>
-                <w:rFonts w:ascii="Helvetica" w:eastAsia="Times New Roman" w:hAnsi="Helvetica" w:cs="Times New Roman"/>
-                <w:kern w:val="0"/>
-                <w:sz w:val="18"/>
-                <w:szCs w:val="18"/>
-                <w14:ligatures w14:val="none"/>
-              </w:rPr>
-              <w:t>are in your family?</w:t>
-            </w:r>
           </w:p>
         </w:tc>
         <w:tc>
@@ -1285,7 +1320,7 @@
       </w:tr>
       <w:tr>
         <w:trPr>
-          <w:trHeight w:val="734"/>
+          <w:trHeight w:val="680"/>
         </w:trPr>
         <w:tc>
           <w:tcPr>
@@ -1308,7 +1343,7 @@
                 <w:szCs w:val="18"/>
                 <w14:ligatures w14:val="none"/>
               </w:rPr>
-              <w:t>Handedness </w:t>
+              <w:t>Number of siblings </w:t>
             </w:r>
           </w:p>
         </w:tc>
@@ -1333,17 +1368,7 @@
                 <w:szCs w:val="18"/>
                 <w14:ligatures w14:val="none"/>
               </w:rPr>
-              <w:t>With which</w:t>
-            </w:r>
-            <w:r>
-              <w:rPr>
-                <w:rFonts w:ascii="Helvetica" w:eastAsia="Times New Roman" w:hAnsi="Helvetica" w:cs="Times New Roman"/>
-                <w:kern w:val="0"/>
-                <w:sz w:val="18"/>
-                <w:szCs w:val="18"/>
-                <w14:ligatures w14:val="none"/>
-              </w:rPr>
-              <w:t xml:space="preserve"> hand do you</w:t>
+              <w:t>How many siblings</w:t>
             </w:r>
             <w:r>
               <w:rPr>
@@ -1363,7 +1388,27 @@
                 <w:szCs w:val="18"/>
                 <w14:ligatures w14:val="none"/>
               </w:rPr>
-              <w:t>normally write?</w:t>
+              <w:t>(not counting yourself)</w:t>
+            </w:r>
+            <w:r>
+              <w:rPr>
+                <w:rFonts w:ascii="Helvetica" w:eastAsia="Times New Roman" w:hAnsi="Helvetica" w:cs="Times New Roman"/>
+                <w:kern w:val="0"/>
+                <w:sz w:val="18"/>
+                <w:szCs w:val="18"/>
+                <w14:ligatures w14:val="none"/>
+              </w:rPr>
+              <w:t xml:space="preserve"> </w:t>
+            </w:r>
+            <w:r>
+              <w:rPr>
+                <w:rFonts w:ascii="Helvetica" w:eastAsia="Times New Roman" w:hAnsi="Helvetica" w:cs="Times New Roman"/>
+                <w:kern w:val="0"/>
+                <w:sz w:val="18"/>
+                <w:szCs w:val="18"/>
+                <w14:ligatures w14:val="none"/>
+              </w:rPr>
+              <w:t>are in your family?</w:t>
             </w:r>
           </w:p>
         </w:tc>
@@ -1385,7 +1430,107 @@
       </w:tr>
       <w:tr>
         <w:trPr>
-          <w:trHeight w:val="734"/>
+          <w:trHeight w:val="680"/>
+        </w:trPr>
+        <w:tc>
+          <w:tcPr>
+            <w:tcW w:w="1854" w:type="dxa"/>
+            <w:hideMark/>
+          </w:tcPr>
+          <w:p>
+            <w:pPr>
+              <w:rPr>
+                <w:rFonts w:ascii="Times New Roman" w:eastAsia="Times New Roman" w:hAnsi="Times New Roman" w:cs="Times New Roman"/>
+                <w:kern w:val="0"/>
+                <w14:ligatures w14:val="none"/>
+              </w:rPr>
+            </w:pPr>
+            <w:r>
+              <w:rPr>
+                <w:rFonts w:ascii="Helvetica" w:eastAsia="Times New Roman" w:hAnsi="Helvetica" w:cs="Times New Roman"/>
+                <w:kern w:val="0"/>
+                <w:sz w:val="18"/>
+                <w:szCs w:val="18"/>
+                <w14:ligatures w14:val="none"/>
+              </w:rPr>
+              <w:t>Handedness </w:t>
+            </w:r>
+          </w:p>
+        </w:tc>
+        <w:tc>
+          <w:tcPr>
+            <w:tcW w:w="3575" w:type="dxa"/>
+            <w:hideMark/>
+          </w:tcPr>
+          <w:p>
+            <w:pPr>
+              <w:rPr>
+                <w:rFonts w:ascii="Times New Roman" w:eastAsia="Times New Roman" w:hAnsi="Times New Roman" w:cs="Times New Roman"/>
+                <w:kern w:val="0"/>
+                <w14:ligatures w14:val="none"/>
+              </w:rPr>
+            </w:pPr>
+            <w:r>
+              <w:rPr>
+                <w:rFonts w:ascii="Helvetica" w:eastAsia="Times New Roman" w:hAnsi="Helvetica" w:cs="Times New Roman"/>
+                <w:kern w:val="0"/>
+                <w:sz w:val="18"/>
+                <w:szCs w:val="18"/>
+                <w14:ligatures w14:val="none"/>
+              </w:rPr>
+              <w:t>With which</w:t>
+            </w:r>
+            <w:r>
+              <w:rPr>
+                <w:rFonts w:ascii="Helvetica" w:eastAsia="Times New Roman" w:hAnsi="Helvetica" w:cs="Times New Roman"/>
+                <w:kern w:val="0"/>
+                <w:sz w:val="18"/>
+                <w:szCs w:val="18"/>
+                <w14:ligatures w14:val="none"/>
+              </w:rPr>
+              <w:t xml:space="preserve"> hand do you</w:t>
+            </w:r>
+            <w:r>
+              <w:rPr>
+                <w:rFonts w:ascii="Helvetica" w:eastAsia="Times New Roman" w:hAnsi="Helvetica" w:cs="Times New Roman"/>
+                <w:kern w:val="0"/>
+                <w:sz w:val="18"/>
+                <w:szCs w:val="18"/>
+                <w14:ligatures w14:val="none"/>
+              </w:rPr>
+              <w:t xml:space="preserve"> </w:t>
+            </w:r>
+            <w:r>
+              <w:rPr>
+                <w:rFonts w:ascii="Helvetica" w:eastAsia="Times New Roman" w:hAnsi="Helvetica" w:cs="Times New Roman"/>
+                <w:kern w:val="0"/>
+                <w:sz w:val="18"/>
+                <w:szCs w:val="18"/>
+                <w14:ligatures w14:val="none"/>
+              </w:rPr>
+              <w:t>normally write?</w:t>
+            </w:r>
+          </w:p>
+        </w:tc>
+        <w:tc>
+          <w:tcPr>
+            <w:tcW w:w="3858" w:type="dxa"/>
+            <w:hideMark/>
+          </w:tcPr>
+          <w:p>
+            <w:pPr>
+              <w:rPr>
+                <w:rFonts w:ascii="Times New Roman" w:eastAsia="Times New Roman" w:hAnsi="Times New Roman" w:cs="Times New Roman"/>
+                <w:kern w:val="0"/>
+                <w14:ligatures w14:val="none"/>
+              </w:rPr>
+            </w:pPr>
+          </w:p>
+        </w:tc>
+      </w:tr>
+      <w:tr>
+        <w:trPr>
+          <w:trHeight w:val="680"/>
         </w:trPr>
         <w:tc>
           <w:tcPr>
@@ -1486,7 +1631,7 @@
     </w:tbl>
     <w:p>
       <w:pPr>
-        <w:pStyle w:val="p1"/>
+        <w:pStyle w:val="p2"/>
         <w:rPr>
           <w:sz w:val="4"/>
           <w:szCs w:val="4"/>
